--- a/verificables revisión sistemática/manuscrito_es.docx
+++ b/verificables revisión sistemática/manuscrito_es.docx
@@ -54,7 +54,7 @@
         <w:t>Recuento de palabras:</w:t>
       </w:r>
       <w:r>
-        <w:t xml:space="preserve"> resumen 257; texto principal 3 127.</w:t>
+        <w:t xml:space="preserve"> resumen 258; texto principal 3 855.</w:t>
       </w:r>
     </w:p>
     <w:p>
@@ -111,7 +111,7 @@
         <w:t>Pseudomonas aeruginosa</w:t>
       </w:r>
       <w:r>
-        <w:t xml:space="preserve"> resistente a múltiples clases de antimicrobianos figura entre los patógenos de prioridad crítica de la OMS. Varias síntesis recientes han agregado los desenlaces de la fagoterapia en proporciones globales de éxito. Hacerlo da por supuesto que este cuerpo de evidencia admite agregación, y nadie ha examinado ese supuesto.</w:t>
+        <w:t xml:space="preserve"> multirresistente es un patógeno de prioridad crítica de la OMS. Varias síntesis recientes han agregado los desenlaces de la fagoterapia en proporciones globales de éxito. Hacerlo da por supuesto que este cuerpo de evidencia admite agregación, y nadie ha examinado ese supuesto.</w:t>
       </w:r>
     </w:p>
     <w:p>
@@ -142,7 +142,7 @@
         <w:t>Métodos.</w:t>
       </w:r>
       <w:r>
-        <w:t xml:space="preserve"> Revisión sistemática conforme a PRISMA 2020, con corrientes separadas para bases bibliográficas y registros de ensayos. Se interrogaron nueve fuentes sin restricción de idioma ni de fecha, incluidas BVS y SciELO. La selección usó un vocabulario cerrado de seis códigos y se auditó contra controles positivos fijados a priori. La unidad de inclusión fue el estudio, no el informe.</w:t>
+        <w:t xml:space="preserve"> Revisión sistemática conforme a PRISMA 2020, con corrientes separadas para bases y registros de ensayos. Se interrogaron nueve fuentes sin restricción de fecha, incluidas BVS y SciELO. Solo se admitieron informes en inglés o español, criterio incorporado como enmienda posterior al cribado y verificado informe a informe, también sobre el texto completo de cada PDF. La unidad de inclusión fue el estudio, no el informe.</w:t>
       </w:r>
     </w:p>
     <w:p>
@@ -153,7 +153,7 @@
         <w:t>Resultados.</w:t>
       </w:r>
       <w:r>
-        <w:t xml:space="preserve"> De 23 057 registros quedaron 17 129 informes únicos. Pasaron a texto completo 268, que se agruparon en 219 estudios; 159 de ellos tienen publicación recuperable. El 32,7 % son casos únicos y solo el 25,8 % son comparativos. No consta la procedencia geográfica en el 50,9 % ni la clase de resistencia en el 76,7 %. Se obtuvo el texto completo de 74 estudios (46,5 %); la fracción restante concentra el 63,4 % de los diseños comparativos y la mayor parte de la literatura rusa.</w:t>
+        <w:t xml:space="preserve"> De 23 057 registros quedaron 17 129 informes únicos. Pasaron a texto completo 234, agrupados en 185 estudios; 125 de ellos tienen publicación recuperable. El 39,2 % son casos únicos y solo el 19,2 % son comparativos. No consta la procedencia geográfica en el 60,8 % ni la clase de resistencia en el 70,4 %. Se obtuvo el texto completo de 62 estudios (49,6 %); la fracción restante concentra el 70,8 % de los diseños comparativos. El criterio de idioma eliminó 34 estudios, 17 de ellos comparativos.</w:t>
       </w:r>
     </w:p>
     <w:p>
@@ -353,6 +353,49 @@
         <w:rPr>
           <w:b/>
         </w:rPr>
+        <w:t>Idioma.</w:t>
+      </w:r>
+      <w:r>
+        <w:t xml:space="preserve"> Se admitieron informes redactados en inglés o en español. </w:t>
+      </w:r>
+      <w:r>
+        <w:rPr>
+          <w:b/>
+        </w:rPr>
+        <w:t>Este criterio no formaba parte del protocolo original y se incorporó el 11 de agosto de 2026, con el cribado ya concluido</w:t>
+      </w:r>
+      <w:r>
+        <w:t>, de modo que la decisión se tomó conociendo el contenido del corpus. Es exactamente lo que el registro prospectivo existe para impedir, y por eso se declara como enmienda, con su impacto medido, en la sección 2.9 y en las limitaciones.</w:t>
+      </w:r>
+    </w:p>
+    <w:p>
+      <w:r>
+        <w:t xml:space="preserve">El idioma no se dedujo del nombre de la revista, que falla en ambos sentidos: </w:t>
+      </w:r>
+      <w:r>
+        <w:rPr>
+          <w:i/>
+        </w:rPr>
+        <w:t>Pirogov Russian Journal of Surgery</w:t>
+      </w:r>
+      <w:r>
+        <w:t xml:space="preserve"> publica en inglés, y una cabecera en inglés puede alojar un artículo en otra lengua. Se tomó del campo `language` que declara Europe PMC —el mismo dato que PubMed archiva en LA— y, cuando la fuente no lo indexaba, del campo de idioma de la propia exportación (Scopus, SciELO y BVS lo traen). Las fichas de registro de ensayos y los registros de Cochrane CENTRAL se consideraron elegibles porque esas fuentes publican en inglés por construcción. Los informes de revistas que editan una versión íntegra en inglés se conservaron. La determinación no se detuvo en los metadatos. En los 62 estudios con PDF recuperado se comprobó el idioma sobre el </w:t>
+      </w:r>
+      <w:r>
+        <w:rPr>
+          <w:b/>
+        </w:rPr>
+        <w:t>texto completo</w:t>
+      </w:r>
+      <w:r>
+        <w:t>, analizando las páginas centrales del artículo y no la portada, que muchas revistas publican en inglés aunque el cuerpo no lo esté. La comprobación destapó dos informes cuyos metadatos declaraban inglés y cuyo texto está en ruso, y ambos se excluyeron. Los 234 informes incluidos quedan respaldados por una de tres clases de evidencia: 205 por el análisis de su propio texto, 26 por la norma de idioma del registro de ensayos que los publica, y 3 por el campo de idioma de la fuente. La asignación informe a informe, con su clase de evidencia y su prueba, se aporta como suplemento.</w:t>
+      </w:r>
+    </w:p>
+    <w:p>
+      <w:r>
+        <w:rPr>
+          <w:b/>
+        </w:rPr>
         <w:t>Unidad de inclusión.</w:t>
       </w:r>
       <w:r>
@@ -596,6 +639,79 @@
     </w:p>
     <w:p>
       <w:pPr>
+        <w:pStyle w:val="Heading2"/>
+      </w:pPr>
+      <w:r>
+        <w:t>2.9 Enmienda al protocolo: criterio de idioma</w:t>
+      </w:r>
+    </w:p>
+    <w:p>
+      <w:r>
+        <w:t>El 11 de agosto de 2026, con el cribado concluido y los 219 estudios ya delimitados, se decidió restringir la elegibilidad a los informes redactados en inglés o en español. La enmienda responde a una limitación operativa del equipo revisor, que no puede extraer con garantías de un texto en ruso, y se declara aquí en lugar de presentarse como si hubiera regido desde el principio.</w:t>
+      </w:r>
+    </w:p>
+    <w:p>
+      <w:r>
+        <w:t xml:space="preserve">Su efecto se midió antes de adoptarla, y no fue menor. Excluyó </w:t>
+      </w:r>
+      <w:r>
+        <w:rPr>
+          <w:b/>
+        </w:rPr>
+        <w:t>34 informes</w:t>
+      </w:r>
+      <w:r>
+        <w:t xml:space="preserve"> y con ellos </w:t>
+      </w:r>
+      <w:r>
+        <w:rPr>
+          <w:b/>
+        </w:rPr>
+        <w:t>34 estudios completos</w:t>
+      </w:r>
+      <w:r>
+        <w:t>, porque ninguno conservaba un informe en lengua admitida. El corpus pasó de 219 a 185 estudios y de 159 a 125 estudios con publicación recuperable. La pérdida no se repartió de forma uniforme: de los 41 diseños comparativos quedaron 24, y de los 21 ensayos aleatorizados, 16.</w:t>
+      </w:r>
+    </w:p>
+    <w:p>
+      <w:r>
+        <w:t xml:space="preserve">La auditoría de controles positivos registró además una pérdida concreta. </w:t>
+      </w:r>
+      <w:r>
+        <w:rPr>
+          <w:b/>
+        </w:rPr>
+        <w:t>Ronit et al. (2024)</w:t>
+      </w:r>
+      <w:r>
+        <w:t xml:space="preserve">, un caso de fagoterapia en prótesis vascular infectada por </w:t>
+      </w:r>
+      <w:r>
+        <w:rPr>
+          <w:i/>
+        </w:rPr>
+        <w:t>P. aeruginosa</w:t>
+      </w:r>
+      <w:r>
+        <w:t xml:space="preserve"> publicado en danés en </w:t>
+      </w:r>
+      <w:r>
+        <w:rPr>
+          <w:i/>
+        </w:rPr>
+        <w:t>Ugeskrift for Læger</w:t>
+      </w:r>
+      <w:r>
+        <w:t>, pertenecía al conjunto de 40 estudios fijados a priori como elegibles y queda excluido por el criterio. No es un fallo del cribado —el estudio se identificó y se clasificó correctamente— sino el precio del criterio, y se informa porque una auditoría que solo se reporta cuando pasa no demuestra nada.</w:t>
+      </w:r>
+    </w:p>
+    <w:p>
+      <w:r>
+        <w:t>Las cifras de la revisión sin la enmienda se conservan íntegras en el registro de decisiones, que es solo-anexar, de modo que cualquier lector puede reconstruir el corpus previo y comprobar el efecto por sí mismo.</w:t>
+      </w:r>
+    </w:p>
+    <w:p>
+      <w:pPr>
         <w:pStyle w:val="Heading1"/>
       </w:pPr>
       <w:r>
@@ -630,39 +746,39 @@
         <w:t>17 129 informes únicos</w:t>
       </w:r>
       <w:r>
-        <w:t xml:space="preserve"> (Figura 1). Las reglas de etapa 1 excluyeron 3 235; de los 13 894 títulos cribados se excluyeron 13 434 y avanzaron 460 a lectura de resumen; de estos se excluyeron 192 y </w:t>
+        <w:t xml:space="preserve"> (Figura 1). Las reglas de etapa 1 excluyeron 3 235; de los 13 894 títulos cribados se excluyeron 13 434 y avanzaron 460 a lectura de resumen; de estos se excluyeron 226 y </w:t>
       </w:r>
       <w:r>
         <w:rPr>
           <w:b/>
         </w:rPr>
-        <w:t>268 informes pasaron a texto completo</w:t>
-      </w:r>
-      <w:r>
-        <w:t xml:space="preserve">. Al agrupar los informes por estudio, esos 268 corresponden a </w:t>
+        <w:t>234 informes pasaron a texto completo</w:t>
+      </w:r>
+      <w:r>
+        <w:t xml:space="preserve">. Al agrupar los informes por estudio, esos 234 corresponden a </w:t>
       </w:r>
       <w:r>
         <w:rPr>
           <w:b/>
         </w:rPr>
-        <w:t>219 estudios</w:t>
-      </w:r>
-      <w:r>
-        <w:t>: 189 con un solo informe y 30 con varios, hasta un máximo de once informes de un mismo ensayo.</w:t>
+        <w:t>185 estudios</w:t>
+      </w:r>
+      <w:r>
+        <w:t>: 155 con un solo informe y 30 con varios, hasta un máximo de once informes de un mismo ensayo.</w:t>
       </w:r>
     </w:p>
     <w:p>
       <w:r>
-        <w:t xml:space="preserve">De los 219 estudios, </w:t>
+        <w:t xml:space="preserve">De los 185 estudios, </w:t>
       </w:r>
       <w:r>
         <w:rPr>
           <w:b/>
         </w:rPr>
-        <w:t>159 tienen publicación recuperable</w:t>
-      </w:r>
-      <w:r>
-        <w:t xml:space="preserve">: 156 artículos y 3 que solo existen como resumen de congreso. Los </w:t>
+        <w:t>125 tienen publicación recuperable</w:t>
+      </w:r>
+      <w:r>
+        <w:t xml:space="preserve">: 122 artículos y 3 que solo existen como resumen de congreso. Los </w:t>
       </w:r>
       <w:r>
         <w:rPr>
@@ -671,12 +787,21 @@
         <w:t>60 restantes son únicamente fichas de registro de ensayo</w:t>
       </w:r>
       <w:r>
-        <w:t>, sin publicación asociada localizable. Esa cifra basta por sí sola para describir un campo en el que uno de cada cuatro estudios registrados no ha publicado resultados.</w:t>
+        <w:t>, sin publicación asociada localizable. Esa cifra basta por sí sola para describir un campo en el que casi uno de cada tres estudios registrados no ha publicado resultados.</w:t>
       </w:r>
     </w:p>
     <w:p>
       <w:r>
-        <w:t>Los motivos de exclusión por título fueron trabajo de laboratorio o preclínico (4 062), organismo distinto sin subgrupo separable (3 031), revisión o comentario sin datos primarios (2 807), no evalúa fagoterapia en pacientes (2 634), ámbito veterinario (838) y síntesis secundaria (84). En la lectura de resumen: organismo distinto (65), revisión o comentario (64), no evalúa fagoterapia (40), laboratorio (18) y síntesis secundaria (5).</w:t>
+        <w:t xml:space="preserve">Los motivos de exclusión por título fueron trabajo de laboratorio o preclínico (4 062), organismo distinto sin subgrupo separable (3 031), revisión o comentario sin datos primarios (2 807), no evalúa fagoterapia en pacientes (2 634), ámbito veterinario (838) y síntesis secundaria (84). En la lectura de resumen: organismo distinto (65), revisión o comentario (64), no evalúa fagoterapia (40), </w:t>
+      </w:r>
+      <w:r>
+        <w:rPr>
+          <w:b/>
+        </w:rPr>
+        <w:t>idioma no admitido (34)</w:t>
+      </w:r>
+      <w:r>
+        <w:t>, laboratorio (18) y síntesis secundaria (5).</w:t>
       </w:r>
     </w:p>
     <w:p>
@@ -695,10 +820,10 @@
         <w:rPr>
           <w:b/>
         </w:rPr>
-        <w:t>74 de los 159 estudios recuperables (46,5 %)</w:t>
-      </w:r>
-      <w:r>
-        <w:t xml:space="preserve"> por vías de acceso abierto legítimas. Los 85 restantes requieren préstamo interbibliotecario, acceso institucional o solicitud a los autores.</w:t>
+        <w:t>62 de los 125 estudios recuperables (49,6 %)</w:t>
+      </w:r>
+      <w:r>
+        <w:t xml:space="preserve"> por vías de acceso abierto legítimas. Los 63 restantes requieren préstamo interbibliotecario, acceso institucional o solicitud a los autores.</w:t>
       </w:r>
     </w:p>
     <w:p>
@@ -712,21 +837,21 @@
         <w:t>no es una muestra aleatoria del conjunto</w:t>
       </w:r>
       <w:r>
-        <w:t xml:space="preserve"> (Tabla 3). Contiene 26 de los 41 estudios comparativos, el </w:t>
+        <w:t xml:space="preserve"> (Tabla 3). Contiene 17 de los 24 estudios comparativos, el </w:t>
       </w:r>
       <w:r>
         <w:rPr>
           <w:b/>
         </w:rPr>
-        <w:t>63,4 %</w:t>
-      </w:r>
-      <w:r>
-        <w:t>, y declara más pacientes que la fracción obtenida: 2 094 frente a 1 839. Entre esos comparativos aún no leídos figuran los cuatro ensayos aleatorizados más citados del campo [@Jault2019_phagoburn; @Leitner2021_lancetid_pyophage; @Stanley2025_themicrobe_cyphy; @Onallah2023_med]. Veinticinco de los 85 son literatura rusa.</w:t>
+        <w:t>70,8 %</w:t>
+      </w:r>
+      <w:r>
+        <w:t>, y declara más pacientes que la fracción obtenida. Entre esos comparativos aún no leídos figuran los cuatro ensayos aleatorizados más citados del campo [@Jault2019_phagoburn; @Leitner2021_lancetid_pyophage; @Stanley2025_themicrobe_cyphy; @Onallah2023_med].</w:t>
       </w:r>
     </w:p>
     <w:p>
       <w:r>
-        <w:t>La asimetría es en sí misma un resultado. La accesibilidad del texto completo covaría con la región de publicación y con el diseño del estudio. Una revisión limitada a lo descargable transforma así la pregunta sin declararlo: deja de tratar sobre fagoterapia y pasa a tratar sobre fagoterapia en la literatura anglosajona de acceso abierto.</w:t>
+        <w:t>La asimetría es en sí misma un resultado. La accesibilidad del texto completo covaría con la región de publicación y con el diseño del estudio, y se suma a la restricción de idioma en la misma dirección: ambas empujan el corpus hacia la literatura anglosajona de acceso abierto. Una revisión que no declare ninguna de las dos transforma la pregunta sin decirlo.</w:t>
       </w:r>
     </w:p>
     <w:p>
@@ -739,7 +864,7 @@
     </w:p>
     <w:p>
       <w:r>
-        <w:t xml:space="preserve">Los 159 estudios recuperables se publicaron entre </w:t>
+        <w:t xml:space="preserve">Los 125 estudios recuperables se publicaron entre </w:t>
       </w:r>
       <w:r>
         <w:rPr>
@@ -754,7 +879,7 @@
         <w:rPr>
           <w:b/>
         </w:rPr>
-        <w:t>81,8 %</w:t>
+        <w:t>83,2 %</w:t>
       </w:r>
       <w:r>
         <w:t xml:space="preserve"> desde 2020. Es un cuerpo de evidencia joven y en expansión rápida (Tabla 1).</w:t>
@@ -768,16 +893,16 @@
         <w:rPr>
           <w:b/>
         </w:rPr>
-        <w:t>52 reportes de caso único (32,7 %)</w:t>
-      </w:r>
-      <w:r>
-        <w:t xml:space="preserve">, 22 cohortes prospectivas, 21 ensayos aleatorizados, 21 series de casos, 20 ensayos no aleatorizados y 5 cohortes retrospectivas. Otros 18 no declaran su diseño de forma reconocible en el resumen. Los comparativos suman </w:t>
+        <w:t>49 reportes de caso único (39,2 %)</w:t>
+      </w:r>
+      <w:r>
+        <w:t xml:space="preserve">, 19 series de casos, 16 ensayos aleatorizados, 13 cohortes prospectivas, 8 ensayos no aleatorizados y 4 cohortes retrospectivas. Otros 16 no declaran su diseño de forma reconocible en el resumen. Los comparativos suman </w:t>
       </w:r>
       <w:r>
         <w:rPr>
           <w:b/>
         </w:rPr>
-        <w:t>41 estudios, el 25,8 %</w:t>
+        <w:t>24 estudios, el 19,2 %</w:t>
       </w:r>
       <w:r>
         <w:t xml:space="preserve"> del total, y son los únicos capaces de sostener una afirmación de eficacia relativa.</w:t>
@@ -785,7 +910,7 @@
     </w:p>
     <w:p>
       <w:r>
-        <w:t>La procedencia geográfica, cuando consta, está dominada por Rusia (34 estudios), seguida de Georgia y Polonia (6 cada una), Alemania (4), Estados Unidos, Francia y Ucrania (3 cada una). No consta en 81 estudios.</w:t>
+        <w:t>La procedencia geográfica, cuando consta, se reparte entre Rusia (8 estudios), Georgia y Polonia (6 cada una), Alemania (4), Estados Unidos y Francia (3 cada una), y Bélgica, España e India (2 cada una). No consta en 76 estudios. La caída de la representación rusa respecto del corpus previo a la enmienda —de 34 estudios a 8— es efecto directo del criterio de idioma y no de la búsqueda.</w:t>
       </w:r>
     </w:p>
     <w:p>
@@ -821,7 +946,7 @@
         <w:rPr>
           <w:b/>
         </w:rPr>
-        <w:t>76,7 %</w:t>
+        <w:t>70,4 %</w:t>
       </w:r>
       <w:r>
         <w:t xml:space="preserve"> de los estudios.</w:t>
@@ -847,7 +972,7 @@
         <w:rPr>
           <w:b/>
         </w:rPr>
-        <w:t>60,4 %</w:t>
+        <w:t>56,8 %</w:t>
       </w:r>
       <w:r>
         <w:t>.</w:t>
@@ -882,7 +1007,7 @@
         <w:rPr>
           <w:b/>
         </w:rPr>
-        <w:t>61,0 %</w:t>
+        <w:t>52,8 %</w:t>
       </w:r>
       <w:r>
         <w:t>.</w:t>
@@ -917,7 +1042,7 @@
         <w:rPr>
           <w:b/>
         </w:rPr>
-        <w:t>98,7 %</w:t>
+        <w:t>98,4 %</w:t>
       </w:r>
       <w:r>
         <w:t>.</w:t>
@@ -949,7 +1074,7 @@
         <w:t>Denominadores.</w:t>
       </w:r>
       <w:r>
-        <w:t xml:space="preserve"> Un tercio de los estudios son casos únicos, en los que la proporción de éxito solo puede tomar los valores 0 o 1 y su varianza binomial es máxima. Agregar cincuenta y dos denominadores de uno con veinte denominadores de decenas produce una media ponderada cuyo peso lo determina el tamaño de la serie y no la calidad de la evidencia.</w:t>
+        <w:t xml:space="preserve"> Casi cuatro de cada diez estudios son casos únicos, en los que la proporción de éxito solo puede tomar los valores 0 o 1 y su varianza binomial es máxima. Agregar cuarenta y nueve denominadores de uno con unas pocas decenas de series mayores produce una media ponderada cuyo peso lo determina el tamaño de la serie y no la calidad de la evidencia.</w:t>
       </w:r>
     </w:p>
     <w:p>
@@ -1015,7 +1140,7 @@
         <w:t>P. aeruginosa</w:t>
       </w:r>
       <w:r>
-        <w:t xml:space="preserve"> resistente con más amplitud que las síntesis previas: nueve fuentes, sin restricción de idioma, con literatura regional y registros de ensayos incluidos. El resultado son 219 estudios frente a las decenas que manejan las revisiones publicadas. Ese aumento no habla bien de la madurez del campo. La mayor parte procede de reportes de caso, de fichas de registro sin publicación y de literatura regional que las búsquedas restringidas a PubMed y Scopus no alcanzan.</w:t>
+        <w:t xml:space="preserve"> resistente con más amplitud que las síntesis previas: nueve fuentes, sin restricción de idioma, con literatura regional y registros de ensayos incluidos. El resultado son 185 estudios frente a las decenas que manejan las revisiones publicadas, y habrían sido 219 sin la restricción de idioma que se adoptó al final. Ese aumento no habla bien de la madurez del campo. La mayor parte procede de reportes de caso, de fichas de registro sin publicación y de literatura regional que las búsquedas restringidas a PubMed y Scopus no alcanzan.</w:t>
       </w:r>
     </w:p>
     <w:p>
@@ -1029,7 +1154,7 @@
         <w:t>la amplitud del cuerpo de evidencia no se traduce en capacidad de síntesis</w:t>
       </w:r>
       <w:r>
-        <w:t>. Uno de cada tres estudios recuperables es un caso único. Solo uno de cada cuatro es comparativo. Tres de cada cuatro no declaran la categoría de resistencia con la que se pretende estratificar. Y uno de cada cuatro estudios identificados existe únicamente como registro, sin resultados publicados.</w:t>
+        <w:t>. Casi cuatro de cada diez estudios recuperables son un caso único. Menos de uno de cada cinco es comparativo. Siete de cada diez no declaran la categoría de resistencia con la que se pretende estratificar. Y casi uno de cada tres estudios identificados existe únicamente como registro, sin resultados publicados.</w:t>
       </w:r>
     </w:p>
     <w:p>
@@ -1047,7 +1172,7 @@
     </w:p>
     <w:p>
       <w:r>
-        <w:t>Nuestra delimitación sugiere además que aquellas síntesis trabajaron sobre una fracción del campo. Llama la atención la ausencia de literatura rusa y ucraniana, 34 y 3 estudios en nuestro conjunto, porque es justamente donde se concentran los diseños con comparador.</w:t>
+        <w:t>Nuestra delimitación sugiere además que aquellas síntesis trabajaron sobre una fracción del campo. La búsqueda sin restricción de idioma recuperó 34 estudios rusos y 3 ucranianos, y ahí es justamente donde se concentran los diseños con comparador. La enmienda de idioma nos obliga a dejarlos fuera, de modo que esta revisión documenta la existencia de ese cuerpo de literatura pero no puede pronunciarse sobre su contenido. Esa es una deuda explícita con la próxima revisión que cuente con capacidad de traducción.</w:t>
       </w:r>
     </w:p>
     <w:p>
@@ -1097,7 +1222,7 @@
         <w:t>Para los registros.</w:t>
       </w:r>
       <w:r>
-        <w:t xml:space="preserve"> Que 60 de 219 estudios sean fichas de registro sin publicación localizable es un problema de sesgo de publicación de primer orden, y no se resuelve con métodos estadísticos.</w:t>
+        <w:t xml:space="preserve"> Que 60 de 185 estudios sean fichas de registro sin publicación localizable es un problema de sesgo de publicación de primer orden, y no se resuelve con métodos estadísticos.</w:t>
       </w:r>
     </w:p>
     <w:p>
@@ -1127,7 +1252,7 @@
         <w:t>Limitaciones.</w:t>
       </w:r>
       <w:r>
-        <w:t xml:space="preserve"> Son cuatro y todas materiales. </w:t>
+        <w:t xml:space="preserve"> Son cinco y todas materiales. </w:t>
       </w:r>
       <w:r>
         <w:rPr>
@@ -1154,7 +1279,7 @@
         <w:t>Tercera:</w:t>
       </w:r>
       <w:r>
-        <w:t xml:space="preserve"> el texto completo se obtuvo para el 46,5 % de los estudios recuperables, y la fracción faltante está enriquecida en diseños comparativos, de manera que lo descrito aquí subrepresenta la parte comparativa del campo. </w:t>
+        <w:t xml:space="preserve"> el texto completo se obtuvo para el 49,6 % de los estudios recuperables, y la fracción faltante está enriquecida en diseños comparativos, de manera que lo descrito aquí subrepresenta la parte comparativa del campo. </w:t>
       </w:r>
       <w:r>
         <w:rPr>
@@ -1163,7 +1288,16 @@
         <w:t>Cuarta:</w:t>
       </w:r>
       <w:r>
-        <w:t xml:space="preserve"> el cribado lo realizó un solo revisor asistido por reglas explícitas, con auditoría de controles positivos pero sin duplicación independiente. La duplicación está prevista para la fase de extracción.</w:t>
+        <w:t xml:space="preserve"> el cribado lo realizó un solo revisor asistido por reglas explícitas, con auditoría de controles positivos pero sin duplicación independiente. La duplicación está prevista para la fase de extracción. </w:t>
+      </w:r>
+      <w:r>
+        <w:rPr>
+          <w:b/>
+        </w:rPr>
+        <w:t>Quinta:</w:t>
+      </w:r>
+      <w:r>
+        <w:t xml:space="preserve"> la restricción a inglés y español se adoptó cuando el cribado ya había terminado, y eliminó 34 estudios, 17 de ellos comparativos y uno perteneciente al conjunto de control positivo. Empuja el corpus en la misma dirección que el sesgo de recuperación y reduce lo que esta revisión puede decir sobre la literatura de Europa del Este, que es donde se concentran los diseños con comparador.</w:t>
       </w:r>
     </w:p>
     <w:p>

--- a/verificables revisión sistemática/manuscrito_es.docx
+++ b/verificables revisión sistemática/manuscrito_es.docx
@@ -153,7 +153,7 @@
         <w:t>Resultados.</w:t>
       </w:r>
       <w:r>
-        <w:t xml:space="preserve"> De 23 057 registros quedaron 17 129 informes únicos. Pasaron a texto completo 234, agrupados en 185 estudios; 125 de ellos tienen publicación recuperable. El 39,2 % son casos únicos y solo el 19,2 % son comparativos. No consta la procedencia geográfica en el 60,8 % ni la clase de resistencia en el 70,4 %. Se obtuvo el texto completo de 62 estudios (49,6 %); la fracción restante concentra el 70,8 % de los diseños comparativos. El criterio de idioma eliminó 34 estudios, 17 de ellos comparativos.</w:t>
+        <w:t xml:space="preserve"> De 23 057 registros quedaron 17 129 informes únicos. Pasaron a texto completo 234, agrupados en 185 estudios; 125 de ellos tienen publicación recuperable. El 39,2 % son casos únicos y solo el 19,2 % son comparativos. No consta la procedencia geográfica en el 60,8 % ni la clase de resistencia en el 70,4 %. Se obtuvo el texto completo de 63 estudios (50,4 %); la fracción restante concentra el 66,7 % de los diseños comparativos. El criterio de idioma eliminó 34 estudios, 17 de ellos comparativos.</w:t>
       </w:r>
     </w:p>
     <w:p>
@@ -379,13 +379,13 @@
         <w:t>Pirogov Russian Journal of Surgery</w:t>
       </w:r>
       <w:r>
-        <w:t xml:space="preserve"> publica en inglés, y una cabecera en inglés puede alojar un artículo en otra lengua. Se tomó del campo `language` que declara Europe PMC —el mismo dato que PubMed archiva en LA— y, cuando la fuente no lo indexaba, del campo de idioma de la propia exportación (Scopus, SciELO y BVS lo traen). Las fichas de registro de ensayos y los registros de Cochrane CENTRAL se consideraron elegibles porque esas fuentes publican en inglés por construcción. Los informes de revistas que editan una versión íntegra en inglés se conservaron. La determinación no se detuvo en los metadatos. En los 62 estudios con PDF recuperado se comprobó el idioma sobre el </w:t>
+        <w:t xml:space="preserve"> publica en inglés, y una cabecera en inglés puede alojar un artículo en otra lengua. Se tomó del campo `language` que declara Europe PMC —el mismo dato que PubMed archiva en LA— y, cuando la fuente no lo indexaba, del campo de idioma de la propia exportación (Scopus, SciELO y BVS lo traen). Las fichas de registro de ensayos y los registros de Cochrane CENTRAL se consideraron elegibles porque esas fuentes publican en inglés por construcción. Los informes de revistas que editan una versión íntegra en inglés se conservaron. La determinación no se detuvo en los metadatos. En los estudios con texto completo recuperado se comprobó el idioma sobre el </w:t>
       </w:r>
       <w:r>
         <w:rPr>
           <w:b/>
         </w:rPr>
-        <w:t>texto completo</w:t>
+        <w:t>texto íntegro</w:t>
       </w:r>
       <w:r>
         <w:t>, analizando las páginas centrales del artículo y no la portada, que muchas revistas publican en inglés aunque el cuerpo no lo esté. La comprobación destapó dos informes cuyos metadatos declaraban inglés y cuyo texto está en ruso, y ambos se excluyeron. Los 234 informes incluidos quedan respaldados por una de tres clases de evidencia: 205 por el análisis de su propio texto, 26 por la norma de idioma del registro de ensayos que los publica, y 3 por el campo de idioma de la fuente. La asignación informe a informe, con su clase de evidencia y su prueba, se aporta como suplemento.</w:t>
@@ -820,10 +820,10 @@
         <w:rPr>
           <w:b/>
         </w:rPr>
-        <w:t>62 de los 125 estudios recuperables (49,6 %)</w:t>
-      </w:r>
-      <w:r>
-        <w:t xml:space="preserve"> por vías de acceso abierto legítimas. Los 63 restantes requieren préstamo interbibliotecario, acceso institucional o solicitud a los autores.</w:t>
+        <w:t>63 de los 125 estudios recuperables (50,4 %)</w:t>
+      </w:r>
+      <w:r>
+        <w:t xml:space="preserve"> por vías de acceso abierto legítimas. Los 62 restantes requieren préstamo interbibliotecario, acceso institucional o solicitud a los autores.</w:t>
       </w:r>
     </w:p>
     <w:p>
@@ -837,16 +837,16 @@
         <w:t>no es una muestra aleatoria del conjunto</w:t>
       </w:r>
       <w:r>
-        <w:t xml:space="preserve"> (Tabla 3). Contiene 17 de los 24 estudios comparativos, el </w:t>
+        <w:t xml:space="preserve"> (Tabla 3). Contiene 16 de los 24 estudios comparativos, el </w:t>
       </w:r>
       <w:r>
         <w:rPr>
           <w:b/>
         </w:rPr>
-        <w:t>70,8 %</w:t>
-      </w:r>
-      <w:r>
-        <w:t>, y declara más pacientes que la fracción obtenida. Entre esos comparativos aún no leídos figuran los cuatro ensayos aleatorizados más citados del campo [@Jault2019_phagoburn; @Leitner2021_lancetid_pyophage; @Stanley2025_themicrobe_cyphy; @Onallah2023_med].</w:t>
+        <w:t>66,7 %</w:t>
+      </w:r>
+      <w:r>
+        <w:t>, y declara más pacientes que la fracción obtenida. Entre esos comparativos aún no leídos figuran los cuatro ensayos aleatorizados de referencia del campo [@Jault2019_phagoburn; @Leitner2021_lancetid_pyophage; @NirPaz2025_med_tp102; @Chan2023_jcf_cyphy]; de uno de ellos, el ensayo de Yale, no existe artículo completo publicado, sino un resumen de congreso y los resultados depositados en el registro.</w:t>
       </w:r>
     </w:p>
     <w:p>
@@ -1279,7 +1279,7 @@
         <w:t>Tercera:</w:t>
       </w:r>
       <w:r>
-        <w:t xml:space="preserve"> el texto completo se obtuvo para el 49,6 % de los estudios recuperables, y la fracción faltante está enriquecida en diseños comparativos, de manera que lo descrito aquí subrepresenta la parte comparativa del campo. </w:t>
+        <w:t xml:space="preserve"> el texto completo se obtuvo para el 50,4 % de los estudios recuperables, y la fracción faltante está enriquecida en diseños comparativos, de manera que lo descrito aquí subrepresenta la parte comparativa del campo. </w:t>
       </w:r>
       <w:r>
         <w:rPr>

--- a/verificables revisión sistemática/manuscrito_es.docx
+++ b/verificables revisión sistemática/manuscrito_es.docx
@@ -54,7 +54,7 @@
         <w:t>Recuento de palabras:</w:t>
       </w:r>
       <w:r>
-        <w:t xml:space="preserve"> resumen 258; texto principal 3 855.</w:t>
+        <w:t xml:space="preserve"> resumen 258; texto principal 3 898.</w:t>
       </w:r>
     </w:p>
     <w:p>
@@ -153,7 +153,7 @@
         <w:t>Resultados.</w:t>
       </w:r>
       <w:r>
-        <w:t xml:space="preserve"> De 23 057 registros quedaron 17 129 informes únicos. Pasaron a texto completo 234, agrupados en 185 estudios; 125 de ellos tienen publicación recuperable. El 39,2 % son casos únicos y solo el 19,2 % son comparativos. No consta la procedencia geográfica en el 60,8 % ni la clase de resistencia en el 70,4 %. Se obtuvo el texto completo de 63 estudios (50,4 %); la fracción restante concentra el 66,7 % de los diseños comparativos. El criterio de idioma eliminó 34 estudios, 17 de ellos comparativos.</w:t>
+        <w:t xml:space="preserve"> De 23 057 registros quedaron 17 129 informes únicos. Pasaron a texto completo 233, agrupados en 184 estudios; 124 de ellos tienen publicación recuperable. El 39,5 % son casos únicos y solo el 18,5 % son comparativos. No consta la procedencia geográfica en el 61,3 % ni la clase de resistencia en el 70,2 %. Se obtuvo el texto completo de 65 estudios (52,4 %); la fracción restante concentra el 56,5 % de los diseños comparativos. El criterio de idioma eliminó 35 estudios, 18 de ellos comparativos.</w:t>
       </w:r>
     </w:p>
     <w:p>
@@ -388,7 +388,7 @@
         <w:t>texto íntegro</w:t>
       </w:r>
       <w:r>
-        <w:t>, analizando las páginas centrales del artículo y no la portada, que muchas revistas publican en inglés aunque el cuerpo no lo esté. La comprobación destapó dos informes cuyos metadatos declaraban inglés y cuyo texto está en ruso, y ambos se excluyeron. Los 234 informes incluidos quedan respaldados por una de tres clases de evidencia: 205 por el análisis de su propio texto, 26 por la norma de idioma del registro de ensayos que los publica, y 3 por el campo de idioma de la fuente. La asignación informe a informe, con su clase de evidencia y su prueba, se aporta como suplemento.</w:t>
+        <w:t>, analizando las páginas centrales del artículo y no la portada, que muchas revistas publican en inglés aunque el cuerpo no lo esté. La comprobación destapó tres informes cuyos metadatos declaraban inglés y cuyo cuerpo está en ruso, y los tres se excluyeron; el tercero solo se vio al abrir la web del editor, que rotula el texto como ruso aunque el resumen esté en inglés. Los 233 informes incluidos quedan respaldados por una de tres clases de evidencia: el análisis de su propio texto, la norma de idioma del registro de ensayos que los publica, o el campo de idioma de la fuente. La asignación informe a informe, con su clase de evidencia y su prueba, se aporta como suplemento.</w:t>
       </w:r>
     </w:p>
     <w:p>
@@ -658,7 +658,7 @@
         <w:rPr>
           <w:b/>
         </w:rPr>
-        <w:t>34 informes</w:t>
+        <w:t>35 informes</w:t>
       </w:r>
       <w:r>
         <w:t xml:space="preserve"> y con ellos </w:t>
@@ -667,10 +667,10 @@
         <w:rPr>
           <w:b/>
         </w:rPr>
-        <w:t>34 estudios completos</w:t>
-      </w:r>
-      <w:r>
-        <w:t>, porque ninguno conservaba un informe en lengua admitida. El corpus pasó de 219 a 185 estudios y de 159 a 125 estudios con publicación recuperable. La pérdida no se repartió de forma uniforme: de los 41 diseños comparativos quedaron 24, y de los 21 ensayos aleatorizados, 16.</w:t>
+        <w:t>35 estudios completos</w:t>
+      </w:r>
+      <w:r>
+        <w:t>, porque ninguno conservaba un informe en lengua admitida. El corpus pasó de 219 a 184 estudios y de 159 a 124 estudios con publicación recuperable. La pérdida no se repartió de forma uniforme: de los 41 diseños comparativos quedaron 23, y de los 21 ensayos aleatorizados, 16.</w:t>
       </w:r>
     </w:p>
     <w:p>
@@ -746,39 +746,39 @@
         <w:t>17 129 informes únicos</w:t>
       </w:r>
       <w:r>
-        <w:t xml:space="preserve"> (Figura 1). Las reglas de etapa 1 excluyeron 3 235; de los 13 894 títulos cribados se excluyeron 13 434 y avanzaron 460 a lectura de resumen; de estos se excluyeron 226 y </w:t>
+        <w:t xml:space="preserve"> (Figura 1). Las reglas de etapa 1 excluyeron 3 235; de los 13 894 títulos cribados se excluyeron 13 434 y avanzaron 460 a lectura de resumen; de estos se excluyeron 227 y </w:t>
       </w:r>
       <w:r>
         <w:rPr>
           <w:b/>
         </w:rPr>
-        <w:t>234 informes pasaron a texto completo</w:t>
-      </w:r>
-      <w:r>
-        <w:t xml:space="preserve">. Al agrupar los informes por estudio, esos 234 corresponden a </w:t>
+        <w:t>233 informes pasaron a texto completo</w:t>
+      </w:r>
+      <w:r>
+        <w:t xml:space="preserve">. Al agrupar los informes por estudio, esos 233 corresponden a </w:t>
       </w:r>
       <w:r>
         <w:rPr>
           <w:b/>
         </w:rPr>
-        <w:t>185 estudios</w:t>
-      </w:r>
-      <w:r>
-        <w:t>: 155 con un solo informe y 30 con varios, hasta un máximo de once informes de un mismo ensayo.</w:t>
+        <w:t>184 estudios</w:t>
+      </w:r>
+      <w:r>
+        <w:t>: 154 con un solo informe y 30 con varios, hasta un máximo de once informes de un mismo ensayo.</w:t>
       </w:r>
     </w:p>
     <w:p>
       <w:r>
-        <w:t xml:space="preserve">De los 185 estudios, </w:t>
+        <w:t xml:space="preserve">De los 184 estudios, </w:t>
       </w:r>
       <w:r>
         <w:rPr>
           <w:b/>
         </w:rPr>
-        <w:t>125 tienen publicación recuperable</w:t>
-      </w:r>
-      <w:r>
-        <w:t xml:space="preserve">: 122 artículos y 3 que solo existen como resumen de congreso. Los </w:t>
+        <w:t>124 tienen publicación recuperable</w:t>
+      </w:r>
+      <w:r>
+        <w:t xml:space="preserve">: 121 artículos y 3 que solo existen como resumen de congreso. Los </w:t>
       </w:r>
       <w:r>
         <w:rPr>
@@ -798,7 +798,7 @@
         <w:rPr>
           <w:b/>
         </w:rPr>
-        <w:t>idioma no admitido (34)</w:t>
+        <w:t>idioma no admitido (35)</w:t>
       </w:r>
       <w:r>
         <w:t>, laboratorio (18) y síntesis secundaria (5).</w:t>
@@ -820,10 +820,10 @@
         <w:rPr>
           <w:b/>
         </w:rPr>
-        <w:t>63 de los 125 estudios recuperables (50,4 %)</w:t>
-      </w:r>
-      <w:r>
-        <w:t xml:space="preserve"> por vías de acceso abierto legítimas. Los 62 restantes requieren préstamo interbibliotecario, acceso institucional o solicitud a los autores.</w:t>
+        <w:t>65 de los 124 estudios recuperables (52,4 %)</w:t>
+      </w:r>
+      <w:r>
+        <w:t xml:space="preserve"> por vías de acceso abierto legítimas. Los 59 restantes requieren préstamo interbibliotecario, acceso institucional o solicitud a los autores.</w:t>
       </w:r>
     </w:p>
     <w:p>
@@ -837,13 +837,13 @@
         <w:t>no es una muestra aleatoria del conjunto</w:t>
       </w:r>
       <w:r>
-        <w:t xml:space="preserve"> (Tabla 3). Contiene 16 de los 24 estudios comparativos, el </w:t>
+        <w:t xml:space="preserve"> (Tabla 3). Contiene 13 de los 23 estudios comparativos, el </w:t>
       </w:r>
       <w:r>
         <w:rPr>
           <w:b/>
         </w:rPr>
-        <w:t>66,7 %</w:t>
+        <w:t>56,5 %</w:t>
       </w:r>
       <w:r>
         <w:t>, y declara más pacientes que la fracción obtenida. Entre esos comparativos aún no leídos figuran los cuatro ensayos aleatorizados de referencia del campo [@Jault2019_phagoburn; @Leitner2021_lancetid_pyophage; @NirPaz2025_med_tp102; @Chan2023_jcf_cyphy]; de uno de ellos, el ensayo de Yale, no existe artículo completo publicado, sino un resumen de congreso y los resultados depositados en el registro.</w:t>
@@ -864,7 +864,7 @@
     </w:p>
     <w:p>
       <w:r>
-        <w:t xml:space="preserve">Los 125 estudios recuperables se publicaron entre </w:t>
+        <w:t xml:space="preserve">Los 124 estudios recuperables se publicaron entre </w:t>
       </w:r>
       <w:r>
         <w:rPr>
@@ -879,7 +879,7 @@
         <w:rPr>
           <w:b/>
         </w:rPr>
-        <w:t>83,2 %</w:t>
+        <w:t>83,1 %</w:t>
       </w:r>
       <w:r>
         <w:t xml:space="preserve"> desde 2020. Es un cuerpo de evidencia joven y en expansión rápida (Tabla 1).</w:t>
@@ -893,16 +893,16 @@
         <w:rPr>
           <w:b/>
         </w:rPr>
-        <w:t>49 reportes de caso único (39,2 %)</w:t>
-      </w:r>
-      <w:r>
-        <w:t xml:space="preserve">, 19 series de casos, 16 ensayos aleatorizados, 13 cohortes prospectivas, 8 ensayos no aleatorizados y 4 cohortes retrospectivas. Otros 16 no declaran su diseño de forma reconocible en el resumen. Los comparativos suman </w:t>
+        <w:t>49 reportes de caso único (39,5 %)</w:t>
+      </w:r>
+      <w:r>
+        <w:t xml:space="preserve">, 19 series de casos, 16 ensayos aleatorizados, 13 cohortes prospectivas, 7 ensayos no aleatorizados y 4 cohortes retrospectivas. Otros 16 no declaran su diseño de forma reconocible en el resumen. Los comparativos suman </w:t>
       </w:r>
       <w:r>
         <w:rPr>
           <w:b/>
         </w:rPr>
-        <w:t>24 estudios, el 19,2 %</w:t>
+        <w:t>23 estudios, el 18,5 %</w:t>
       </w:r>
       <w:r>
         <w:t xml:space="preserve"> del total, y son los únicos capaces de sostener una afirmación de eficacia relativa.</w:t>
@@ -910,7 +910,7 @@
     </w:p>
     <w:p>
       <w:r>
-        <w:t>La procedencia geográfica, cuando consta, se reparte entre Rusia (8 estudios), Georgia y Polonia (6 cada una), Alemania (4), Estados Unidos y Francia (3 cada una), y Bélgica, España e India (2 cada una). No consta en 76 estudios. La caída de la representación rusa respecto del corpus previo a la enmienda —de 34 estudios a 8— es efecto directo del criterio de idioma y no de la búsqueda.</w:t>
+        <w:t>La procedencia geográfica, cuando consta, se reparte entre Rusia (7 estudios), Polonia y Georgia (6 cada una), Alemania (4), Francia y Estados Unidos (3 cada una), e India, Irán e Israel (2 cada una). No consta en 76 estudios. La caída de la representación rusa respecto del corpus previo a la enmienda —de 34 estudios a 7— es efecto directo del criterio de idioma y no de la búsqueda.</w:t>
       </w:r>
     </w:p>
     <w:p>
@@ -946,7 +946,7 @@
         <w:rPr>
           <w:b/>
         </w:rPr>
-        <w:t>70,4 %</w:t>
+        <w:t>70,2 %</w:t>
       </w:r>
       <w:r>
         <w:t xml:space="preserve"> de los estudios.</w:t>
@@ -972,7 +972,7 @@
         <w:rPr>
           <w:b/>
         </w:rPr>
-        <w:t>56,8 %</w:t>
+        <w:t>57,3 %</w:t>
       </w:r>
       <w:r>
         <w:t>.</w:t>
@@ -1007,7 +1007,7 @@
         <w:rPr>
           <w:b/>
         </w:rPr>
-        <w:t>52,8 %</w:t>
+        <w:t>52,4 %</w:t>
       </w:r>
       <w:r>
         <w:t>.</w:t>
@@ -1140,7 +1140,7 @@
         <w:t>P. aeruginosa</w:t>
       </w:r>
       <w:r>
-        <w:t xml:space="preserve"> resistente con más amplitud que las síntesis previas: nueve fuentes, sin restricción de idioma, con literatura regional y registros de ensayos incluidos. El resultado son 185 estudios frente a las decenas que manejan las revisiones publicadas, y habrían sido 219 sin la restricción de idioma que se adoptó al final. Ese aumento no habla bien de la madurez del campo. La mayor parte procede de reportes de caso, de fichas de registro sin publicación y de literatura regional que las búsquedas restringidas a PubMed y Scopus no alcanzan.</w:t>
+        <w:t xml:space="preserve"> resistente con más amplitud que las síntesis previas: nueve fuentes, sin restricción de idioma, con literatura regional y registros de ensayos incluidos. El resultado son 184 estudios frente a las decenas que manejan las revisiones publicadas, y habrían sido 219 sin la restricción de idioma que se adoptó al final. Ese aumento no habla bien de la madurez del campo. La mayor parte procede de reportes de caso, de fichas de registro sin publicación y de literatura regional que las búsquedas restringidas a PubMed y Scopus no alcanzan.</w:t>
       </w:r>
     </w:p>
     <w:p>
@@ -1222,7 +1222,7 @@
         <w:t>Para los registros.</w:t>
       </w:r>
       <w:r>
-        <w:t xml:space="preserve"> Que 60 de 185 estudios sean fichas de registro sin publicación localizable es un problema de sesgo de publicación de primer orden, y no se resuelve con métodos estadísticos.</w:t>
+        <w:t xml:space="preserve"> Que 60 de 184 estudios sean fichas de registro sin publicación localizable es un problema de sesgo de publicación de primer orden, y no se resuelve con métodos estadísticos.</w:t>
       </w:r>
     </w:p>
     <w:p>
@@ -1279,7 +1279,7 @@
         <w:t>Tercera:</w:t>
       </w:r>
       <w:r>
-        <w:t xml:space="preserve"> el texto completo se obtuvo para el 50,4 % de los estudios recuperables, y la fracción faltante está enriquecida en diseños comparativos, de manera que lo descrito aquí subrepresenta la parte comparativa del campo. </w:t>
+        <w:t xml:space="preserve"> el texto completo se obtuvo para el 52,4 % de los estudios recuperables, y la fracción faltante está enriquecida en diseños comparativos, de manera que lo descrito aquí subrepresenta la parte comparativa del campo. </w:t>
       </w:r>
       <w:r>
         <w:rPr>
@@ -1297,7 +1297,7 @@
         <w:t>Quinta:</w:t>
       </w:r>
       <w:r>
-        <w:t xml:space="preserve"> la restricción a inglés y español se adoptó cuando el cribado ya había terminado, y eliminó 34 estudios, 17 de ellos comparativos y uno perteneciente al conjunto de control positivo. Empuja el corpus en la misma dirección que el sesgo de recuperación y reduce lo que esta revisión puede decir sobre la literatura de Europa del Este, que es donde se concentran los diseños con comparador.</w:t>
+        <w:t xml:space="preserve"> la restricción a inglés y español se adoptó cuando el cribado ya había terminado, y eliminó 35 estudios, 18 de ellos comparativos y uno perteneciente al conjunto de control positivo. Empuja el corpus en la misma dirección que el sesgo de recuperación y reduce lo que esta revisión puede decir sobre la literatura de Europa del Este, que es donde se concentran los diseños con comparador.</w:t>
       </w:r>
     </w:p>
     <w:p>
